--- a/agendas/Agenda 2025-09-25.docx
+++ b/agendas/Agenda 2025-09-25.docx
@@ -45,6 +45,68 @@
         <w:t> </w:t>
       </w:r>
     </w:p>
+    <w:p>
+      <w:r>
+        <w:t>NN Model:</w:t>
+      </w:r>
+    </w:p>
+    <w:p>
+      <w:pPr>
+        <w:pStyle w:val="ListParagraph"/>
+        <w:numPr>
+          <w:ilvl w:val="0"/>
+          <w:numId w:val="4"/>
+        </w:numPr>
+      </w:pPr>
+      <w:r>
+        <w:t xml:space="preserve">Simplify the model plot to just shaw 2Sd (Exclude the +/- </w:t>
+      </w:r>
+      <w:proofErr w:type="spellStart"/>
+      <w:r>
+        <w:t>sd</w:t>
+      </w:r>
+      <w:proofErr w:type="spellEnd"/>
+      <w:r>
+        <w:t xml:space="preserve"> lines</w:t>
+      </w:r>
+    </w:p>
+    <w:p>
+      <w:pPr>
+        <w:pStyle w:val="ListParagraph"/>
+        <w:numPr>
+          <w:ilvl w:val="0"/>
+          <w:numId w:val="4"/>
+        </w:numPr>
+      </w:pPr>
+      <w:r>
+        <w:t>Model results look good</w:t>
+      </w:r>
+    </w:p>
+    <w:p/>
+    <w:p>
+      <w:r>
+        <w:t>ARIMA Model:</w:t>
+      </w:r>
+    </w:p>
+    <w:p/>
+    <w:p/>
+    <w:p>
+      <w:r>
+        <w:t>When would you use each model?</w:t>
+      </w:r>
+    </w:p>
+    <w:p/>
+    <w:p>
+      <w:r>
+        <w:t>Can post a draft of report in the channel</w:t>
+      </w:r>
+    </w:p>
+    <w:p/>
+    <w:p>
+      <w:r>
+        <w:t>Emphasize the advantages of each model. Try to relate to the introduction/motivation of the analysis.</w:t>
+      </w:r>
+    </w:p>
     <w:p/>
     <w:sectPr>
       <w:pgSz w:w="11906" w:h="16838"/>
@@ -285,6 +347,118 @@
     </w:lvl>
   </w:abstractNum>
   <w:abstractNum w:abstractNumId="2" w15:restartNumberingAfterBreak="0">
+    <w:nsid w:val="3E8524DF"/>
+    <w:multiLevelType w:val="hybridMultilevel"/>
+    <w:tmpl w:val="BA1403F2"/>
+    <w:lvl w:ilvl="0" w:tplc="779C09A8">
+      <w:numFmt w:val="bullet"/>
+      <w:lvlText w:val="-"/>
+      <w:lvlJc w:val="left"/>
+      <w:pPr>
+        <w:ind w:left="720" w:hanging="360"/>
+      </w:pPr>
+      <w:rPr>
+        <w:rFonts w:ascii="Aptos" w:eastAsiaTheme="minorHAnsi" w:hAnsi="Aptos" w:cstheme="minorBidi" w:hint="default"/>
+      </w:rPr>
+    </w:lvl>
+    <w:lvl w:ilvl="1" w:tplc="08090003" w:tentative="1">
+      <w:start w:val="1"/>
+      <w:numFmt w:val="bullet"/>
+      <w:lvlText w:val="o"/>
+      <w:lvlJc w:val="left"/>
+      <w:pPr>
+        <w:ind w:left="1440" w:hanging="360"/>
+      </w:pPr>
+      <w:rPr>
+        <w:rFonts w:ascii="Courier New" w:hAnsi="Courier New" w:cs="Courier New" w:hint="default"/>
+      </w:rPr>
+    </w:lvl>
+    <w:lvl w:ilvl="2" w:tplc="08090005" w:tentative="1">
+      <w:start w:val="1"/>
+      <w:numFmt w:val="bullet"/>
+      <w:lvlText w:val=""/>
+      <w:lvlJc w:val="left"/>
+      <w:pPr>
+        <w:ind w:left="2160" w:hanging="360"/>
+      </w:pPr>
+      <w:rPr>
+        <w:rFonts w:ascii="Wingdings" w:hAnsi="Wingdings" w:hint="default"/>
+      </w:rPr>
+    </w:lvl>
+    <w:lvl w:ilvl="3" w:tplc="08090001" w:tentative="1">
+      <w:start w:val="1"/>
+      <w:numFmt w:val="bullet"/>
+      <w:lvlText w:val=""/>
+      <w:lvlJc w:val="left"/>
+      <w:pPr>
+        <w:ind w:left="2880" w:hanging="360"/>
+      </w:pPr>
+      <w:rPr>
+        <w:rFonts w:ascii="Symbol" w:hAnsi="Symbol" w:hint="default"/>
+      </w:rPr>
+    </w:lvl>
+    <w:lvl w:ilvl="4" w:tplc="08090003" w:tentative="1">
+      <w:start w:val="1"/>
+      <w:numFmt w:val="bullet"/>
+      <w:lvlText w:val="o"/>
+      <w:lvlJc w:val="left"/>
+      <w:pPr>
+        <w:ind w:left="3600" w:hanging="360"/>
+      </w:pPr>
+      <w:rPr>
+        <w:rFonts w:ascii="Courier New" w:hAnsi="Courier New" w:cs="Courier New" w:hint="default"/>
+      </w:rPr>
+    </w:lvl>
+    <w:lvl w:ilvl="5" w:tplc="08090005" w:tentative="1">
+      <w:start w:val="1"/>
+      <w:numFmt w:val="bullet"/>
+      <w:lvlText w:val=""/>
+      <w:lvlJc w:val="left"/>
+      <w:pPr>
+        <w:ind w:left="4320" w:hanging="360"/>
+      </w:pPr>
+      <w:rPr>
+        <w:rFonts w:ascii="Wingdings" w:hAnsi="Wingdings" w:hint="default"/>
+      </w:rPr>
+    </w:lvl>
+    <w:lvl w:ilvl="6" w:tplc="08090001" w:tentative="1">
+      <w:start w:val="1"/>
+      <w:numFmt w:val="bullet"/>
+      <w:lvlText w:val=""/>
+      <w:lvlJc w:val="left"/>
+      <w:pPr>
+        <w:ind w:left="5040" w:hanging="360"/>
+      </w:pPr>
+      <w:rPr>
+        <w:rFonts w:ascii="Symbol" w:hAnsi="Symbol" w:hint="default"/>
+      </w:rPr>
+    </w:lvl>
+    <w:lvl w:ilvl="7" w:tplc="08090003" w:tentative="1">
+      <w:start w:val="1"/>
+      <w:numFmt w:val="bullet"/>
+      <w:lvlText w:val="o"/>
+      <w:lvlJc w:val="left"/>
+      <w:pPr>
+        <w:ind w:left="5760" w:hanging="360"/>
+      </w:pPr>
+      <w:rPr>
+        <w:rFonts w:ascii="Courier New" w:hAnsi="Courier New" w:cs="Courier New" w:hint="default"/>
+      </w:rPr>
+    </w:lvl>
+    <w:lvl w:ilvl="8" w:tplc="08090005" w:tentative="1">
+      <w:start w:val="1"/>
+      <w:numFmt w:val="bullet"/>
+      <w:lvlText w:val=""/>
+      <w:lvlJc w:val="left"/>
+      <w:pPr>
+        <w:ind w:left="6480" w:hanging="360"/>
+      </w:pPr>
+      <w:rPr>
+        <w:rFonts w:ascii="Wingdings" w:hAnsi="Wingdings" w:hint="default"/>
+      </w:rPr>
+    </w:lvl>
+  </w:abstractNum>
+  <w:abstractNum w:abstractNumId="3" w15:restartNumberingAfterBreak="0">
     <w:nsid w:val="412B41D3"/>
     <w:multiLevelType w:val="hybridMultilevel"/>
     <w:tmpl w:val="E78808F8"/>
@@ -374,13 +548,16 @@
     </w:lvl>
   </w:abstractNum>
   <w:num w:numId="1" w16cid:durableId="1337421627">
-    <w:abstractNumId w:val="2"/>
+    <w:abstractNumId w:val="3"/>
   </w:num>
   <w:num w:numId="2" w16cid:durableId="524252445">
     <w:abstractNumId w:val="1"/>
   </w:num>
   <w:num w:numId="3" w16cid:durableId="604311800">
     <w:abstractNumId w:val="0"/>
+  </w:num>
+  <w:num w:numId="4" w16cid:durableId="151913379">
+    <w:abstractNumId w:val="2"/>
   </w:num>
 </w:numbering>
 </file>
